--- a/public/mahnung/abmahnung.docx
+++ b/public/mahnung/abmahnung.docx
@@ -1,6 +1,6 @@
 
 <file path=word/document.xml><?xml version="1.0" encoding="utf-8"?>
-<w:document xmlns:wpc="http://schemas.microsoft.com/office/word/2010/wordprocessingCanvas" xmlns:cx="http://schemas.microsoft.com/office/drawing/2014/chartex" xmlns:cx1="http://schemas.microsoft.com/office/drawing/2015/9/8/chartex" xmlns:cx2="http://schemas.microsoft.com/office/drawing/2015/10/21/chartex" xmlns:cx3="http://schemas.microsoft.com/office/drawing/2016/5/9/chartex" xmlns:cx4="http://schemas.microsoft.com/office/drawing/2016/5/10/chartex" xmlns:cx5="http://schemas.microsoft.com/office/drawing/2016/5/11/chartex" xmlns:cx6="http://schemas.microsoft.com/office/drawing/2016/5/12/chartex" xmlns:cx7="http://schemas.microsoft.com/office/drawing/2016/5/13/chartex" xmlns:cx8="http://schemas.microsoft.com/office/drawing/2016/5/14/chartex" xmlns:mc="http://schemas.openxmlformats.org/markup-compatibility/2006" xmlns:aink="http://schemas.microsoft.com/office/drawing/2016/ink" xmlns:am3d="http://schemas.microsoft.com/office/drawing/2017/model3d" xmlns:o="urn:schemas-microsoft-com:office:office" xmlns:oel="http://schemas.microsoft.com/office/2019/extlst" xmlns:r="http://schemas.openxmlformats.org/officeDocument/2006/relationships" xmlns:m="http://schemas.openxmlformats.org/officeDocument/2006/math" xmlns:v="urn:schemas-microsoft-com:vml" xmlns:wp14="http://schemas.microsoft.com/office/word/2010/wordprocessingDrawing" xmlns:wp="http://schemas.openxmlformats.org/drawingml/2006/wordprocessingDrawing" xmlns:w10="urn:schemas-microsoft-com:office:word" xmlns:w="http://schemas.openxmlformats.org/wordprocessingml/2006/main" xmlns:w14="http://schemas.microsoft.com/office/word/2010/wordml" xmlns:w15="http://schemas.microsoft.com/office/word/2012/wordml" xmlns:w16cex="http://schemas.microsoft.com/office/word/2018/wordml/cex" xmlns:w16cid="http://schemas.microsoft.com/office/word/2016/wordml/cid" xmlns:w16="http://schemas.microsoft.com/office/word/2018/wordml" xmlns:w16sdtdh="http://schemas.microsoft.com/office/word/2020/wordml/sdtdatahash" xmlns:w16se="http://schemas.microsoft.com/office/word/2015/wordml/symex" xmlns:wpg="http://schemas.microsoft.com/office/word/2010/wordprocessingGroup" xmlns:wpi="http://schemas.microsoft.com/office/word/2010/wordprocessingInk" xmlns:wne="http://schemas.microsoft.com/office/word/2006/wordml" xmlns:wps="http://schemas.microsoft.com/office/word/2010/wordprocessingShape" mc:Ignorable="w14 w15 w16se w16cid w16 w16cex w16sdtdh wp14">
+<w:document xmlns:wpc="http://schemas.microsoft.com/office/word/2010/wordprocessingCanvas" xmlns:cx="http://schemas.microsoft.com/office/drawing/2014/chartex" xmlns:cx1="http://schemas.microsoft.com/office/drawing/2015/9/8/chartex" xmlns:cx2="http://schemas.microsoft.com/office/drawing/2015/10/21/chartex" xmlns:cx3="http://schemas.microsoft.com/office/drawing/2016/5/9/chartex" xmlns:cx4="http://schemas.microsoft.com/office/drawing/2016/5/10/chartex" xmlns:cx5="http://schemas.microsoft.com/office/drawing/2016/5/11/chartex" xmlns:cx6="http://schemas.microsoft.com/office/drawing/2016/5/12/chartex" xmlns:cx7="http://schemas.microsoft.com/office/drawing/2016/5/13/chartex" xmlns:cx8="http://schemas.microsoft.com/office/drawing/2016/5/14/chartex" xmlns:mc="http://schemas.openxmlformats.org/markup-compatibility/2006" xmlns:aink="http://schemas.microsoft.com/office/drawing/2016/ink" xmlns:am3d="http://schemas.microsoft.com/office/drawing/2017/model3d" xmlns:o="urn:schemas-microsoft-com:office:office" xmlns:oel="http://schemas.microsoft.com/office/2019/extlst" xmlns:r="http://schemas.openxmlformats.org/officeDocument/2006/relationships" xmlns:m="http://schemas.openxmlformats.org/officeDocument/2006/math" xmlns:v="urn:schemas-microsoft-com:vml" xmlns:wp14="http://schemas.microsoft.com/office/word/2010/wordprocessingDrawing" xmlns:wp="http://schemas.openxmlformats.org/drawingml/2006/wordprocessingDrawing" xmlns:w10="urn:schemas-microsoft-com:office:word" xmlns:w="http://schemas.openxmlformats.org/wordprocessingml/2006/main" xmlns:w14="http://schemas.microsoft.com/office/word/2010/wordml" xmlns:w15="http://schemas.microsoft.com/office/word/2012/wordml" xmlns:w16cex="http://schemas.microsoft.com/office/word/2018/wordml/cex" xmlns:w16cid="http://schemas.microsoft.com/office/word/2016/wordml/cid" xmlns:w16="http://schemas.microsoft.com/office/word/2018/wordml" xmlns:w16du="http://schemas.microsoft.com/office/word/2023/wordml/word16du" xmlns:w16sdtdh="http://schemas.microsoft.com/office/word/2020/wordml/sdtdatahash" xmlns:w16sdtfl="http://schemas.microsoft.com/office/word/2024/wordml/sdtformatlock" xmlns:w16se="http://schemas.microsoft.com/office/word/2015/wordml/symex" xmlns:wpg="http://schemas.microsoft.com/office/word/2010/wordprocessingGroup" xmlns:wpi="http://schemas.microsoft.com/office/word/2010/wordprocessingInk" xmlns:wne="http://schemas.microsoft.com/office/word/2006/wordml" xmlns:wps="http://schemas.microsoft.com/office/word/2010/wordprocessingShape" mc:Ignorable="w14 w15 w16se w16cid w16 w16cex w16sdtdh w16sdtfl w16du wp14">
   <w:body>
     <w:p>
       <w:pPr>
@@ -29,58 +29,139 @@
       </w:r>
     </w:p>
     <w:p>
-      <w:pPr>
+      <w:r>
         <w:rPr>
           <w:rFonts w:ascii="Malgun Gothic Semilight" w:eastAsia="Malgun Gothic Semilight" w:hAnsi="Malgun Gothic Semilight" w:cs="Malgun Gothic Semilight"/>
           <w:sz w:val="16"/>
           <w:szCs w:val="20"/>
           <w:u w:val="single"/>
         </w:rPr>
-      </w:pPr>
-      <w:r>
-        <w:rPr>
-          <w:rFonts w:ascii="Malgun Gothic Semilight" w:eastAsia="Malgun Gothic Semilight" w:hAnsi="Malgun Gothic Semilight" w:cs="Malgun Gothic Semilight"/>
-          <w:sz w:val="16"/>
-          <w:szCs w:val="20"/>
+        <w:t>Pflegedienst MORO GmbH • Provinzialstraße 82 • 44388 Dortmund</w:t>
+      </w:r>
+      <w:r>
+        <w:rPr>
+          <w:rFonts w:ascii="Malgun Gothic" w:eastAsia="Malgun Gothic" w:hAnsi="Malgun Gothic" w:cs="Malgun Gothic Semilight"/>
           <w:u w:val="single"/>
         </w:rPr>
-        <w:t xml:space="preserve">Pflegedienst MORO GmbH • Provinzialstraße 82 • 44388 Dortmund</w:t>
-      </w:r>
-      <w:r>
         <w:br/>
       </w:r>
       <w:r>
         <w:rPr>
-          <w:rFonts w:ascii="Malgun Gothic Semilight" w:eastAsia="Malgun Gothic Semilight" w:hAnsi="Malgun Gothic Semilight" w:cs="Malgun Gothic Semilight"/>
-          <w:sz w:val="16"/>
-          <w:szCs w:val="20"/>
-          <w:u w:val="single"/>
-        </w:rPr>
-        <w:t xml:space="preserve">{gender} {vorname} {nachname}</w:t>
-      </w:r>
-      <w:r>
+          <w:rFonts w:ascii="Malgun Gothic" w:eastAsia="Malgun Gothic" w:hAnsi="Malgun Gothic" w:cs="Malgun Gothic Semilight"/>
+          <w:b/>
+          <w:bCs/>
+        </w:rPr>
+        <w:t>{</w:t>
+      </w:r>
+      <w:proofErr w:type="spellStart"/>
+      <w:r>
+        <w:rPr>
+          <w:rFonts w:ascii="Malgun Gothic" w:eastAsia="Malgun Gothic" w:hAnsi="Malgun Gothic" w:cs="Malgun Gothic Semilight"/>
+          <w:b/>
+          <w:bCs/>
+        </w:rPr>
+        <w:t>gender</w:t>
+      </w:r>
+      <w:proofErr w:type="spellEnd"/>
+      <w:r>
+        <w:rPr>
+          <w:rFonts w:ascii="Malgun Gothic" w:eastAsia="Malgun Gothic" w:hAnsi="Malgun Gothic" w:cs="Malgun Gothic Semilight"/>
+          <w:b/>
+          <w:bCs/>
+        </w:rPr>
+        <w:t>}</w:t>
+      </w:r>
+      <w:r>
+        <w:rPr>
+          <w:rFonts w:ascii="Malgun Gothic" w:eastAsia="Malgun Gothic" w:hAnsi="Malgun Gothic" w:cs="Malgun Gothic Semilight"/>
+          <w:b/>
+          <w:bCs/>
+        </w:rPr>
+        <w:t xml:space="preserve"> {</w:t>
+      </w:r>
+      <w:proofErr w:type="spellStart"/>
+      <w:r>
+        <w:rPr>
+          <w:rFonts w:ascii="Malgun Gothic" w:eastAsia="Malgun Gothic" w:hAnsi="Malgun Gothic" w:cs="Malgun Gothic Semilight"/>
+          <w:b/>
+          <w:bCs/>
+        </w:rPr>
+        <w:t>vorname</w:t>
+      </w:r>
+      <w:proofErr w:type="spellEnd"/>
+      <w:r>
+        <w:rPr>
+          <w:rFonts w:ascii="Malgun Gothic" w:eastAsia="Malgun Gothic" w:hAnsi="Malgun Gothic" w:cs="Malgun Gothic Semilight"/>
+          <w:b/>
+          <w:bCs/>
+        </w:rPr>
+        <w:t>} {</w:t>
+      </w:r>
+      <w:proofErr w:type="spellStart"/>
+      <w:r>
+        <w:rPr>
+          <w:rFonts w:ascii="Malgun Gothic" w:eastAsia="Malgun Gothic" w:hAnsi="Malgun Gothic" w:cs="Malgun Gothic Semilight"/>
+          <w:b/>
+          <w:bCs/>
+        </w:rPr>
+        <w:t>nachname</w:t>
+      </w:r>
+      <w:proofErr w:type="spellEnd"/>
+      <w:r>
+        <w:rPr>
+          <w:rFonts w:ascii="Malgun Gothic" w:eastAsia="Malgun Gothic" w:hAnsi="Malgun Gothic" w:cs="Malgun Gothic Semilight"/>
+          <w:b/>
+          <w:bCs/>
+        </w:rPr>
+        <w:t>}</w:t>
+      </w:r>
+      <w:r>
+        <w:rPr>
+          <w:rFonts w:ascii="Malgun Gothic" w:eastAsia="Malgun Gothic" w:hAnsi="Malgun Gothic" w:cs="Malgun Gothic Semilight"/>
+          <w:b/>
+        </w:rPr>
         <w:br/>
-      </w:r>
-      <w:r>
-        <w:rPr>
-          <w:rFonts w:ascii="Malgun Gothic Semilight" w:eastAsia="Malgun Gothic Semilight" w:hAnsi="Malgun Gothic Semilight" w:cs="Malgun Gothic Semilight"/>
-          <w:sz w:val="16"/>
-          <w:szCs w:val="20"/>
-          <w:u w:val="single"/>
-        </w:rPr>
-        <w:t xml:space="preserve">{street}</w:t>
-      </w:r>
-      <w:r>
+        <w:t>{</w:t>
+      </w:r>
+      <w:proofErr w:type="spellStart"/>
+      <w:r>
+        <w:rPr>
+          <w:rFonts w:ascii="Malgun Gothic" w:eastAsia="Malgun Gothic" w:hAnsi="Malgun Gothic" w:cs="Malgun Gothic Semilight"/>
+          <w:b/>
+        </w:rPr>
+        <w:t>street</w:t>
+      </w:r>
+      <w:proofErr w:type="spellEnd"/>
+      <w:r>
+        <w:rPr>
+          <w:rFonts w:ascii="Malgun Gothic" w:eastAsia="Malgun Gothic" w:hAnsi="Malgun Gothic" w:cs="Malgun Gothic Semilight"/>
+          <w:b/>
+        </w:rPr>
+        <w:t>}</w:t>
+      </w:r>
+      <w:r>
+        <w:rPr>
+          <w:rFonts w:ascii="Malgun Gothic" w:eastAsia="Malgun Gothic" w:hAnsi="Malgun Gothic" w:cs="Malgun Gothic Semilight"/>
+          <w:b/>
+        </w:rPr>
         <w:br/>
-      </w:r>
-      <w:r>
-        <w:rPr>
-          <w:rFonts w:ascii="Malgun Gothic Semilight" w:eastAsia="Malgun Gothic Semilight" w:hAnsi="Malgun Gothic Semilight" w:cs="Malgun Gothic Semilight"/>
-          <w:sz w:val="16"/>
-          <w:szCs w:val="20"/>
-          <w:u w:val="single"/>
-        </w:rPr>
-        <w:t xml:space="preserve">{city}</w:t>
+        <w:t>{</w:t>
+      </w:r>
+      <w:proofErr w:type="spellStart"/>
+      <w:r>
+        <w:rPr>
+          <w:rFonts w:ascii="Malgun Gothic" w:eastAsia="Malgun Gothic" w:hAnsi="Malgun Gothic" w:cs="Malgun Gothic Semilight"/>
+          <w:b/>
+        </w:rPr>
+        <w:t>city</w:t>
+      </w:r>
+      <w:proofErr w:type="spellEnd"/>
+      <w:r>
+        <w:rPr>
+          <w:rFonts w:ascii="Malgun Gothic" w:eastAsia="Malgun Gothic" w:hAnsi="Malgun Gothic" w:cs="Malgun Gothic Semilight"/>
+          <w:b/>
+        </w:rPr>
+        <w:t>}</w:t>
       </w:r>
     </w:p>
     <w:p>
@@ -107,7 +188,7 @@
           <w:sz w:val="24"/>
           <w:szCs w:val="24"/>
         </w:rPr>
-        <w:t xml:space="preserve">Dortmund, den {date}</w:t>
+        <w:t>Dortmund, den {date}</w:t>
       </w:r>
     </w:p>
     <w:p>
@@ -148,41 +229,41 @@
           <w:sz w:val="24"/>
           <w:szCs w:val="24"/>
         </w:rPr>
-        <w:t xml:space="preserve">{gender === 'Herr' ? 'Sehr geehrter Herr' : 'Sehr geehrte Frau'} {nachname},</w:t>
-      </w:r>
-    </w:p>
-    <w:p>
-      <w:pPr>
-        <w:rPr>
-          <w:rFonts w:ascii="Malgun Gothic Semilight" w:eastAsia="Malgun Gothic Semilight" w:hAnsi="Malgun Gothic Semilight" w:cs="Malgun Gothic Semilight"/>
-          <w:sz w:val="24"/>
-          <w:szCs w:val="24"/>
-        </w:rPr>
-      </w:pPr>
-      <w:r>
-        <w:rPr>
-          <w:rFonts w:ascii="Malgun Gothic Semilight" w:eastAsia="Malgun Gothic Semilight" w:hAnsi="Malgun Gothic Semilight" w:cs="Malgun Gothic Semilight"/>
-          <w:sz w:val="24"/>
-          <w:szCs w:val="24"/>
-        </w:rPr>
-        <w:t xml:space="preserve">{beschreibung}</w:t>
-      </w:r>
-    </w:p>
-    <w:p>
-      <w:pPr>
-        <w:rPr>
-          <w:rFonts w:ascii="Malgun Gothic Semilight" w:eastAsia="Malgun Gothic Semilight" w:hAnsi="Malgun Gothic Semilight" w:cs="Malgun Gothic Semilight"/>
-          <w:sz w:val="24"/>
-          <w:szCs w:val="24"/>
-        </w:rPr>
-      </w:pPr>
-      <w:r>
-        <w:rPr>
-          <w:rFonts w:ascii="Malgun Gothic Semilight" w:eastAsia="Malgun Gothic Semilight" w:hAnsi="Malgun Gothic Semilight" w:cs="Malgun Gothic Semilight"/>
-          <w:sz w:val="24"/>
-          <w:szCs w:val="24"/>
-        </w:rPr>
-        <w:t xml:space="preserve">Wir fordern Sie hiermit ausdrücklich auf, dieses Verhalten in Zukunft zu unterlassen. {konsequenz}</w:t>
+        <w:t>{gender === 'Herr' ? 'Sehr geehrter Herr' : 'Sehr geehrte Frau'} {nachname},</w:t>
+      </w:r>
+    </w:p>
+    <w:p>
+      <w:pPr>
+        <w:rPr>
+          <w:rFonts w:ascii="Malgun Gothic Semilight" w:eastAsia="Malgun Gothic Semilight" w:hAnsi="Malgun Gothic Semilight" w:cs="Malgun Gothic Semilight"/>
+          <w:sz w:val="24"/>
+          <w:szCs w:val="24"/>
+        </w:rPr>
+      </w:pPr>
+      <w:r>
+        <w:rPr>
+          <w:rFonts w:ascii="Malgun Gothic Semilight" w:eastAsia="Malgun Gothic Semilight" w:hAnsi="Malgun Gothic Semilight" w:cs="Malgun Gothic Semilight"/>
+          <w:sz w:val="24"/>
+          <w:szCs w:val="24"/>
+        </w:rPr>
+        <w:t>{beschreibung}</w:t>
+      </w:r>
+    </w:p>
+    <w:p>
+      <w:pPr>
+        <w:rPr>
+          <w:rFonts w:ascii="Malgun Gothic Semilight" w:eastAsia="Malgun Gothic Semilight" w:hAnsi="Malgun Gothic Semilight" w:cs="Malgun Gothic Semilight"/>
+          <w:sz w:val="24"/>
+          <w:szCs w:val="24"/>
+        </w:rPr>
+      </w:pPr>
+      <w:r>
+        <w:rPr>
+          <w:rFonts w:ascii="Malgun Gothic Semilight" w:eastAsia="Malgun Gothic Semilight" w:hAnsi="Malgun Gothic Semilight" w:cs="Malgun Gothic Semilight"/>
+          <w:sz w:val="24"/>
+          <w:szCs w:val="24"/>
+        </w:rPr>
+        <w:t>Wir fordern Sie hiermit ausdrücklich auf, dieses Verhalten in Zukunft zu unterlassen. {konsequenz}</w:t>
       </w:r>
     </w:p>
     <w:p>
@@ -275,7 +356,7 @@
 </file>
 
 <file path=word/endnotes.xml><?xml version="1.0" encoding="utf-8"?>
-<w:endnotes xmlns:wpc="http://schemas.microsoft.com/office/word/2010/wordprocessingCanvas" xmlns:cx="http://schemas.microsoft.com/office/drawing/2014/chartex" xmlns:cx1="http://schemas.microsoft.com/office/drawing/2015/9/8/chartex" xmlns:cx2="http://schemas.microsoft.com/office/drawing/2015/10/21/chartex" xmlns:cx3="http://schemas.microsoft.com/office/drawing/2016/5/9/chartex" xmlns:cx4="http://schemas.microsoft.com/office/drawing/2016/5/10/chartex" xmlns:cx5="http://schemas.microsoft.com/office/drawing/2016/5/11/chartex" xmlns:cx6="http://schemas.microsoft.com/office/drawing/2016/5/12/chartex" xmlns:cx7="http://schemas.microsoft.com/office/drawing/2016/5/13/chartex" xmlns:cx8="http://schemas.microsoft.com/office/drawing/2016/5/14/chartex" xmlns:mc="http://schemas.openxmlformats.org/markup-compatibility/2006" xmlns:aink="http://schemas.microsoft.com/office/drawing/2016/ink" xmlns:am3d="http://schemas.microsoft.com/office/drawing/2017/model3d" xmlns:o="urn:schemas-microsoft-com:office:office" xmlns:oel="http://schemas.microsoft.com/office/2019/extlst" xmlns:r="http://schemas.openxmlformats.org/officeDocument/2006/relationships" xmlns:m="http://schemas.openxmlformats.org/officeDocument/2006/math" xmlns:v="urn:schemas-microsoft-com:vml" xmlns:wp14="http://schemas.microsoft.com/office/word/2010/wordprocessingDrawing" xmlns:wp="http://schemas.openxmlformats.org/drawingml/2006/wordprocessingDrawing" xmlns:w10="urn:schemas-microsoft-com:office:word" xmlns:w="http://schemas.openxmlformats.org/wordprocessingml/2006/main" xmlns:w14="http://schemas.microsoft.com/office/word/2010/wordml" xmlns:w15="http://schemas.microsoft.com/office/word/2012/wordml" xmlns:w16cex="http://schemas.microsoft.com/office/word/2018/wordml/cex" xmlns:w16cid="http://schemas.microsoft.com/office/word/2016/wordml/cid" xmlns:w16="http://schemas.microsoft.com/office/word/2018/wordml" xmlns:w16sdtdh="http://schemas.microsoft.com/office/word/2020/wordml/sdtdatahash" xmlns:w16se="http://schemas.microsoft.com/office/word/2015/wordml/symex" xmlns:wpg="http://schemas.microsoft.com/office/word/2010/wordprocessingGroup" xmlns:wpi="http://schemas.microsoft.com/office/word/2010/wordprocessingInk" xmlns:wne="http://schemas.microsoft.com/office/word/2006/wordml" xmlns:wps="http://schemas.microsoft.com/office/word/2010/wordprocessingShape" mc:Ignorable="w14 w15 w16se w16cid w16 w16cex w16sdtdh wp14">
+<w:endnotes xmlns:wpc="http://schemas.microsoft.com/office/word/2010/wordprocessingCanvas" xmlns:cx="http://schemas.microsoft.com/office/drawing/2014/chartex" xmlns:cx1="http://schemas.microsoft.com/office/drawing/2015/9/8/chartex" xmlns:cx2="http://schemas.microsoft.com/office/drawing/2015/10/21/chartex" xmlns:cx3="http://schemas.microsoft.com/office/drawing/2016/5/9/chartex" xmlns:cx4="http://schemas.microsoft.com/office/drawing/2016/5/10/chartex" xmlns:cx5="http://schemas.microsoft.com/office/drawing/2016/5/11/chartex" xmlns:cx6="http://schemas.microsoft.com/office/drawing/2016/5/12/chartex" xmlns:cx7="http://schemas.microsoft.com/office/drawing/2016/5/13/chartex" xmlns:cx8="http://schemas.microsoft.com/office/drawing/2016/5/14/chartex" xmlns:mc="http://schemas.openxmlformats.org/markup-compatibility/2006" xmlns:aink="http://schemas.microsoft.com/office/drawing/2016/ink" xmlns:am3d="http://schemas.microsoft.com/office/drawing/2017/model3d" xmlns:o="urn:schemas-microsoft-com:office:office" xmlns:oel="http://schemas.microsoft.com/office/2019/extlst" xmlns:r="http://schemas.openxmlformats.org/officeDocument/2006/relationships" xmlns:m="http://schemas.openxmlformats.org/officeDocument/2006/math" xmlns:v="urn:schemas-microsoft-com:vml" xmlns:wp14="http://schemas.microsoft.com/office/word/2010/wordprocessingDrawing" xmlns:wp="http://schemas.openxmlformats.org/drawingml/2006/wordprocessingDrawing" xmlns:w10="urn:schemas-microsoft-com:office:word" xmlns:w="http://schemas.openxmlformats.org/wordprocessingml/2006/main" xmlns:w14="http://schemas.microsoft.com/office/word/2010/wordml" xmlns:w15="http://schemas.microsoft.com/office/word/2012/wordml" xmlns:w16cex="http://schemas.microsoft.com/office/word/2018/wordml/cex" xmlns:w16cid="http://schemas.microsoft.com/office/word/2016/wordml/cid" xmlns:w16="http://schemas.microsoft.com/office/word/2018/wordml" xmlns:w16du="http://schemas.microsoft.com/office/word/2023/wordml/word16du" xmlns:w16sdtdh="http://schemas.microsoft.com/office/word/2020/wordml/sdtdatahash" xmlns:w16sdtfl="http://schemas.microsoft.com/office/word/2024/wordml/sdtformatlock" xmlns:w16se="http://schemas.microsoft.com/office/word/2015/wordml/symex" xmlns:wpg="http://schemas.microsoft.com/office/word/2010/wordprocessingGroup" xmlns:wpi="http://schemas.microsoft.com/office/word/2010/wordprocessingInk" xmlns:wne="http://schemas.microsoft.com/office/word/2006/wordml" xmlns:wps="http://schemas.microsoft.com/office/word/2010/wordprocessingShape" mc:Ignorable="w14 w15 w16se w16cid w16 w16cex w16sdtdh w16sdtfl w16du wp14">
   <w:endnote w:type="separator" w:id="-1">
     <w:p>
       <w:pPr>
@@ -300,7 +381,7 @@
 </file>
 
 <file path=word/footnotes.xml><?xml version="1.0" encoding="utf-8"?>
-<w:footnotes xmlns:wpc="http://schemas.microsoft.com/office/word/2010/wordprocessingCanvas" xmlns:cx="http://schemas.microsoft.com/office/drawing/2014/chartex" xmlns:cx1="http://schemas.microsoft.com/office/drawing/2015/9/8/chartex" xmlns:cx2="http://schemas.microsoft.com/office/drawing/2015/10/21/chartex" xmlns:cx3="http://schemas.microsoft.com/office/drawing/2016/5/9/chartex" xmlns:cx4="http://schemas.microsoft.com/office/drawing/2016/5/10/chartex" xmlns:cx5="http://schemas.microsoft.com/office/drawing/2016/5/11/chartex" xmlns:cx6="http://schemas.microsoft.com/office/drawing/2016/5/12/chartex" xmlns:cx7="http://schemas.microsoft.com/office/drawing/2016/5/13/chartex" xmlns:cx8="http://schemas.microsoft.com/office/drawing/2016/5/14/chartex" xmlns:mc="http://schemas.openxmlformats.org/markup-compatibility/2006" xmlns:aink="http://schemas.microsoft.com/office/drawing/2016/ink" xmlns:am3d="http://schemas.microsoft.com/office/drawing/2017/model3d" xmlns:o="urn:schemas-microsoft-com:office:office" xmlns:oel="http://schemas.microsoft.com/office/2019/extlst" xmlns:r="http://schemas.openxmlformats.org/officeDocument/2006/relationships" xmlns:m="http://schemas.openxmlformats.org/officeDocument/2006/math" xmlns:v="urn:schemas-microsoft-com:vml" xmlns:wp14="http://schemas.microsoft.com/office/word/2010/wordprocessingDrawing" xmlns:wp="http://schemas.openxmlformats.org/drawingml/2006/wordprocessingDrawing" xmlns:w10="urn:schemas-microsoft-com:office:word" xmlns:w="http://schemas.openxmlformats.org/wordprocessingml/2006/main" xmlns:w14="http://schemas.microsoft.com/office/word/2010/wordml" xmlns:w15="http://schemas.microsoft.com/office/word/2012/wordml" xmlns:w16cex="http://schemas.microsoft.com/office/word/2018/wordml/cex" xmlns:w16cid="http://schemas.microsoft.com/office/word/2016/wordml/cid" xmlns:w16="http://schemas.microsoft.com/office/word/2018/wordml" xmlns:w16sdtdh="http://schemas.microsoft.com/office/word/2020/wordml/sdtdatahash" xmlns:w16se="http://schemas.microsoft.com/office/word/2015/wordml/symex" xmlns:wpg="http://schemas.microsoft.com/office/word/2010/wordprocessingGroup" xmlns:wpi="http://schemas.microsoft.com/office/word/2010/wordprocessingInk" xmlns:wne="http://schemas.microsoft.com/office/word/2006/wordml" xmlns:wps="http://schemas.microsoft.com/office/word/2010/wordprocessingShape" mc:Ignorable="w14 w15 w16se w16cid w16 w16cex w16sdtdh wp14">
+<w:footnotes xmlns:wpc="http://schemas.microsoft.com/office/word/2010/wordprocessingCanvas" xmlns:cx="http://schemas.microsoft.com/office/drawing/2014/chartex" xmlns:cx1="http://schemas.microsoft.com/office/drawing/2015/9/8/chartex" xmlns:cx2="http://schemas.microsoft.com/office/drawing/2015/10/21/chartex" xmlns:cx3="http://schemas.microsoft.com/office/drawing/2016/5/9/chartex" xmlns:cx4="http://schemas.microsoft.com/office/drawing/2016/5/10/chartex" xmlns:cx5="http://schemas.microsoft.com/office/drawing/2016/5/11/chartex" xmlns:cx6="http://schemas.microsoft.com/office/drawing/2016/5/12/chartex" xmlns:cx7="http://schemas.microsoft.com/office/drawing/2016/5/13/chartex" xmlns:cx8="http://schemas.microsoft.com/office/drawing/2016/5/14/chartex" xmlns:mc="http://schemas.openxmlformats.org/markup-compatibility/2006" xmlns:aink="http://schemas.microsoft.com/office/drawing/2016/ink" xmlns:am3d="http://schemas.microsoft.com/office/drawing/2017/model3d" xmlns:o="urn:schemas-microsoft-com:office:office" xmlns:oel="http://schemas.microsoft.com/office/2019/extlst" xmlns:r="http://schemas.openxmlformats.org/officeDocument/2006/relationships" xmlns:m="http://schemas.openxmlformats.org/officeDocument/2006/math" xmlns:v="urn:schemas-microsoft-com:vml" xmlns:wp14="http://schemas.microsoft.com/office/word/2010/wordprocessingDrawing" xmlns:wp="http://schemas.openxmlformats.org/drawingml/2006/wordprocessingDrawing" xmlns:w10="urn:schemas-microsoft-com:office:word" xmlns:w="http://schemas.openxmlformats.org/wordprocessingml/2006/main" xmlns:w14="http://schemas.microsoft.com/office/word/2010/wordml" xmlns:w15="http://schemas.microsoft.com/office/word/2012/wordml" xmlns:w16cex="http://schemas.microsoft.com/office/word/2018/wordml/cex" xmlns:w16cid="http://schemas.microsoft.com/office/word/2016/wordml/cid" xmlns:w16="http://schemas.microsoft.com/office/word/2018/wordml" xmlns:w16du="http://schemas.microsoft.com/office/word/2023/wordml/word16du" xmlns:w16sdtdh="http://schemas.microsoft.com/office/word/2020/wordml/sdtdatahash" xmlns:w16sdtfl="http://schemas.microsoft.com/office/word/2024/wordml/sdtformatlock" xmlns:w16se="http://schemas.microsoft.com/office/word/2015/wordml/symex" xmlns:wpg="http://schemas.microsoft.com/office/word/2010/wordprocessingGroup" xmlns:wpi="http://schemas.microsoft.com/office/word/2010/wordprocessingInk" xmlns:wne="http://schemas.microsoft.com/office/word/2006/wordml" xmlns:wps="http://schemas.microsoft.com/office/word/2010/wordprocessingShape" mc:Ignorable="w14 w15 w16se w16cid w16 w16cex w16sdtdh w16sdtfl w16du wp14">
   <w:footnote w:type="separator" w:id="-1">
     <w:p>
       <w:pPr>
@@ -325,7 +406,7 @@
 </file>
 
 <file path=word/header1.xml><?xml version="1.0" encoding="utf-8"?>
-<w:hdr xmlns:wpc="http://schemas.microsoft.com/office/word/2010/wordprocessingCanvas" xmlns:cx="http://schemas.microsoft.com/office/drawing/2014/chartex" xmlns:cx1="http://schemas.microsoft.com/office/drawing/2015/9/8/chartex" xmlns:cx2="http://schemas.microsoft.com/office/drawing/2015/10/21/chartex" xmlns:cx3="http://schemas.microsoft.com/office/drawing/2016/5/9/chartex" xmlns:cx4="http://schemas.microsoft.com/office/drawing/2016/5/10/chartex" xmlns:cx5="http://schemas.microsoft.com/office/drawing/2016/5/11/chartex" xmlns:cx6="http://schemas.microsoft.com/office/drawing/2016/5/12/chartex" xmlns:cx7="http://schemas.microsoft.com/office/drawing/2016/5/13/chartex" xmlns:cx8="http://schemas.microsoft.com/office/drawing/2016/5/14/chartex" xmlns:mc="http://schemas.openxmlformats.org/markup-compatibility/2006" xmlns:aink="http://schemas.microsoft.com/office/drawing/2016/ink" xmlns:am3d="http://schemas.microsoft.com/office/drawing/2017/model3d" xmlns:o="urn:schemas-microsoft-com:office:office" xmlns:oel="http://schemas.microsoft.com/office/2019/extlst" xmlns:r="http://schemas.openxmlformats.org/officeDocument/2006/relationships" xmlns:m="http://schemas.openxmlformats.org/officeDocument/2006/math" xmlns:v="urn:schemas-microsoft-com:vml" xmlns:wp14="http://schemas.microsoft.com/office/word/2010/wordprocessingDrawing" xmlns:wp="http://schemas.openxmlformats.org/drawingml/2006/wordprocessingDrawing" xmlns:w10="urn:schemas-microsoft-com:office:word" xmlns:w="http://schemas.openxmlformats.org/wordprocessingml/2006/main" xmlns:w14="http://schemas.microsoft.com/office/word/2010/wordml" xmlns:w15="http://schemas.microsoft.com/office/word/2012/wordml" xmlns:w16cex="http://schemas.microsoft.com/office/word/2018/wordml/cex" xmlns:w16cid="http://schemas.microsoft.com/office/word/2016/wordml/cid" xmlns:w16="http://schemas.microsoft.com/office/word/2018/wordml" xmlns:w16sdtdh="http://schemas.microsoft.com/office/word/2020/wordml/sdtdatahash" xmlns:w16se="http://schemas.microsoft.com/office/word/2015/wordml/symex" xmlns:wpg="http://schemas.microsoft.com/office/word/2010/wordprocessingGroup" xmlns:wpi="http://schemas.microsoft.com/office/word/2010/wordprocessingInk" xmlns:wne="http://schemas.microsoft.com/office/word/2006/wordml" xmlns:wps="http://schemas.microsoft.com/office/word/2010/wordprocessingShape" mc:Ignorable="w14 w15 w16se w16cid w16 w16cex w16sdtdh wp14">
+<w:hdr xmlns:wpc="http://schemas.microsoft.com/office/word/2010/wordprocessingCanvas" xmlns:cx="http://schemas.microsoft.com/office/drawing/2014/chartex" xmlns:cx1="http://schemas.microsoft.com/office/drawing/2015/9/8/chartex" xmlns:cx2="http://schemas.microsoft.com/office/drawing/2015/10/21/chartex" xmlns:cx3="http://schemas.microsoft.com/office/drawing/2016/5/9/chartex" xmlns:cx4="http://schemas.microsoft.com/office/drawing/2016/5/10/chartex" xmlns:cx5="http://schemas.microsoft.com/office/drawing/2016/5/11/chartex" xmlns:cx6="http://schemas.microsoft.com/office/drawing/2016/5/12/chartex" xmlns:cx7="http://schemas.microsoft.com/office/drawing/2016/5/13/chartex" xmlns:cx8="http://schemas.microsoft.com/office/drawing/2016/5/14/chartex" xmlns:mc="http://schemas.openxmlformats.org/markup-compatibility/2006" xmlns:aink="http://schemas.microsoft.com/office/drawing/2016/ink" xmlns:am3d="http://schemas.microsoft.com/office/drawing/2017/model3d" xmlns:o="urn:schemas-microsoft-com:office:office" xmlns:oel="http://schemas.microsoft.com/office/2019/extlst" xmlns:r="http://schemas.openxmlformats.org/officeDocument/2006/relationships" xmlns:m="http://schemas.openxmlformats.org/officeDocument/2006/math" xmlns:v="urn:schemas-microsoft-com:vml" xmlns:wp14="http://schemas.microsoft.com/office/word/2010/wordprocessingDrawing" xmlns:wp="http://schemas.openxmlformats.org/drawingml/2006/wordprocessingDrawing" xmlns:w10="urn:schemas-microsoft-com:office:word" xmlns:w="http://schemas.openxmlformats.org/wordprocessingml/2006/main" xmlns:w14="http://schemas.microsoft.com/office/word/2010/wordml" xmlns:w15="http://schemas.microsoft.com/office/word/2012/wordml" xmlns:w16cex="http://schemas.microsoft.com/office/word/2018/wordml/cex" xmlns:w16cid="http://schemas.microsoft.com/office/word/2016/wordml/cid" xmlns:w16="http://schemas.microsoft.com/office/word/2018/wordml" xmlns:w16du="http://schemas.microsoft.com/office/word/2023/wordml/word16du" xmlns:w16sdtdh="http://schemas.microsoft.com/office/word/2020/wordml/sdtdatahash" xmlns:w16sdtfl="http://schemas.microsoft.com/office/word/2024/wordml/sdtformatlock" xmlns:w16se="http://schemas.microsoft.com/office/word/2015/wordml/symex" xmlns:wpg="http://schemas.microsoft.com/office/word/2010/wordprocessingGroup" xmlns:wpi="http://schemas.microsoft.com/office/word/2010/wordprocessingInk" xmlns:wne="http://schemas.microsoft.com/office/word/2006/wordml" xmlns:wps="http://schemas.microsoft.com/office/word/2010/wordprocessingShape" mc:Ignorable="w14 w15 w16se w16cid w16 w16cex w16sdtdh w16sdtfl w16du wp14">
   <w:p>
     <w:pPr>
       <w:pStyle w:val="Kopfzeile"/>
@@ -389,7 +470,7 @@
 </file>
 
 <file path=word/styles.xml><?xml version="1.0" encoding="utf-8"?>
-<w:styles xmlns:mc="http://schemas.openxmlformats.org/markup-compatibility/2006" xmlns:r="http://schemas.openxmlformats.org/officeDocument/2006/relationships" xmlns:w="http://schemas.openxmlformats.org/wordprocessingml/2006/main" xmlns:w14="http://schemas.microsoft.com/office/word/2010/wordml" xmlns:w15="http://schemas.microsoft.com/office/word/2012/wordml" xmlns:w16cex="http://schemas.microsoft.com/office/word/2018/wordml/cex" xmlns:w16cid="http://schemas.microsoft.com/office/word/2016/wordml/cid" xmlns:w16="http://schemas.microsoft.com/office/word/2018/wordml" xmlns:w16sdtdh="http://schemas.microsoft.com/office/word/2020/wordml/sdtdatahash" xmlns:w16se="http://schemas.microsoft.com/office/word/2015/wordml/symex" mc:Ignorable="w14 w15 w16se w16cid w16 w16cex w16sdtdh">
+<w:styles xmlns:mc="http://schemas.openxmlformats.org/markup-compatibility/2006" xmlns:r="http://schemas.openxmlformats.org/officeDocument/2006/relationships" xmlns:w="http://schemas.openxmlformats.org/wordprocessingml/2006/main" xmlns:w14="http://schemas.microsoft.com/office/word/2010/wordml" xmlns:w15="http://schemas.microsoft.com/office/word/2012/wordml" xmlns:w16cex="http://schemas.microsoft.com/office/word/2018/wordml/cex" xmlns:w16cid="http://schemas.microsoft.com/office/word/2016/wordml/cid" xmlns:w16="http://schemas.microsoft.com/office/word/2018/wordml" xmlns:w16du="http://schemas.microsoft.com/office/word/2023/wordml/word16du" xmlns:w16sdtdh="http://schemas.microsoft.com/office/word/2020/wordml/sdtdatahash" xmlns:w16sdtfl="http://schemas.microsoft.com/office/word/2024/wordml/sdtformatlock" xmlns:w16se="http://schemas.microsoft.com/office/word/2015/wordml/symex" mc:Ignorable="w14 w15 w16se w16cid w16 w16cex w16sdtdh w16sdtfl w16du">
   <w:docDefaults>
     <w:rPrDefault>
       <w:rPr>
